--- a/docs/business_ops/对公收款说明模板.docx
+++ b/docs/business_ops/对公收款说明模板.docx
@@ -204,7 +204,7 @@
           </w:tcPr>
           <w:p>
             <w:r>
-              <w:t>〔公司电话〕</w:t>
+              <w:t>13636690529 / 13311602075 / 13901700712</w:t>
             </w:r>
           </w:p>
         </w:tc>

--- a/docs/business_ops/对公收款说明模板.docx
+++ b/docs/business_ops/对公收款说明模板.docx
@@ -315,30 +315,19 @@
       </w:r>
     </w:p>
     <w:p>
+      <w:pPr>
+        <w:pStyle w:val="ListBullet"/>
+      </w:pPr>
       <w:r>
-        <w:rPr>
-          <w:b w:val="0"/>
-          <w:i w:val="0"/>
-        </w:rPr>
-        <w:t>姓名：〔联系人〕</w:t>
+        <w:t>杜先生：13636690529 / 13311602075</w:t>
       </w:r>
     </w:p>
     <w:p>
+      <w:pPr>
+        <w:pStyle w:val="ListBullet"/>
+      </w:pPr>
       <w:r>
-        <w:rPr>
-          <w:b w:val="0"/>
-          <w:i w:val="0"/>
-        </w:rPr>
-        <w:t>电话 / 微信：〔〕</w:t>
-      </w:r>
-    </w:p>
-    <w:p>
-      <w:r>
-        <w:rPr>
-          <w:b w:val="0"/>
-          <w:i w:val="0"/>
-        </w:rPr>
-        <w:t>邮箱：〔〕</w:t>
+        <w:t>范女士：13901700712</w:t>
       </w:r>
     </w:p>
     <w:sectPr>
